--- a/example_articles/countries/Romania/1.countries_Romania_New_York_Times.docx
+++ b/example_articles/countries/Romania/1.countries_Romania_New_York_Times.docx
@@ -29,17 +29,17 @@
     </w:p>
     <w:p>
       <w:r>
-        <w:t>Source File: NYT/47.DOCX</w:t>
+        <w:t>Source file: NYT/47.DOCX</w:t>
       </w:r>
     </w:p>
     <w:p>
       <w:r>
-        <w:t>Raw locations result: ['Romania']</w:t>
+        <w:t>Raw locations result, 'locations': ['Romania']</w:t>
       </w:r>
     </w:p>
     <w:p>
       <w:r>
-        <w:t>countries_stand_flat (Standardized): Romania</w:t>
+        <w:t>Standardized locations result, 'countries_stand_flat': Romania</w:t>
       </w:r>
     </w:p>
     <w:p>

--- a/example_articles/countries/Romania/1.countries_Romania_New_York_Times.docx
+++ b/example_articles/countries/Romania/1.countries_Romania_New_York_Times.docx
@@ -7,9 +7,9 @@
         <w:pStyle w:val="Heading1"/>
       </w:pPr>
       <w:r>
-        <w:t>Upheaval in the East: Czechoslovakia;</w:t>
+        <w:t>Critic's Notebook;</w:t>
         <w:br/>
-        <w:t>In Choice of Ambassadors, Prague Leans Toward the Symbolic</w:t>
+        <w:t>English Theater Quick on Political Trigger</w:t>
       </w:r>
     </w:p>
     <w:p>
@@ -19,17 +19,17 @@
     </w:p>
     <w:p>
       <w:r>
-        <w:t>Date: 1990-02-15</w:t>
+        <w:t>Date: 1990-07-25</w:t>
       </w:r>
     </w:p>
     <w:p>
       <w:r>
-        <w:t>Section: Section A; Page 19, Column 1; Foreign Desk</w:t>
+        <w:t>Section: Section C; Page 11, Column 3; Cultural Desk; Review</w:t>
       </w:r>
     </w:p>
     <w:p>
       <w:r>
-        <w:t>Source file: NYT/47.DOCX</w:t>
+        <w:t>Source file: NYT/51.DOCX</w:t>
       </w:r>
     </w:p>
     <w:p>
@@ -51,67 +51,45 @@
     </w:p>
     <w:p>
       <w:r>
-        <w:t>Rudolf Slansky, a disenchanted former Communist whose father, the General Secretary of the party, was hanged in 1952 after a Stalinist show trial, has been appointed Ambassador to the Soviet Union.</w:t>
+        <w:t>In the 1970's, during the heyday of the Joint Stock Company and other politically inclined theatrical organizations, English playwrights like Caryl Churchill, David Hare and Howard Brenton often reacted immediately to public issues. Faced with urgent political questions, the writers reached for their quill cudgels.</w:t>
         <w:br/>
-        <w:t>''It is an excellent idea,'' President Vaclav Havel said in an interview, approving Foreign Minister Jiri Dienstbier's nominee. ''It is exactly in my symbolic and metaphoric way of political thinking.''</w:t>
+        <w:t>Except for the agitprop days of the Living Newspaper in the 1930's, playwrights in the United States have traditionally left such quick commentary in the hands of stand-up comics and monologuists. Although in the 1980's this kind of political theater was on the wane in London - possibly because theaters were worried about losing financial support - this summer in London there has been a reawakening of interest in what could be called Theater of the Moment.</w:t>
         <w:br/>
-        <w:t>Not much less symbolic of Czechoslovakia's radical reorientation of its foreign policy, which until the overthrow of the Communist leadership last December was dictated by the Soviet Union and consistently hostile to the United States, was the appointment of Rita Klimova as Ambassador to Washington.</w:t>
+        <w:t>As in previous years, the playwrights are led by Miss Churchill, whose new play, ''Mad Forest,'' is an insightful investigation of the revolution in Romania last December that toppled the regime of Nicolae Ceausescu and led to the execution of the Communist dictator and his wife. Simultaneously, the Royal Court Theater sponsored a six-week season of 15 issue-oriented dialogues, under the title ''May Days.''</w:t>
         <w:br/>
-        <w:t>Mrs. Klimova owes her survival to the asylum that the United States gave her and her family in 1939, after Germany seized Czechoslovakia. Her father, the late Stanislav Budin, was a noted Communist journalist, and because they were Jews, all the family's lives were at risk.</w:t>
+        <w:t>Max Stafford-Clark, the company's artistic director, has explained the impetus for the dialogues: ''The swift course of events in Eastern Europe at the end of 1989 and the end of a decade of Thatcherism here in Britain prompted a wish for a kind of 'Royal Court Instant Response Unit,' able to give a theatrical platform to the immediate debate of political issues.''</w:t>
         <w:br/>
-        <w:t xml:space="preserve"> </w:t>
+        <w:t>The immediacy of the playwrights' response does not necessariy insure wide public attention. The Churchill play is performed on a small stage in the Embassy Theater in North London by students at the Central School of Speech and Drama - a long way from the customary venues of the author of such trans-Atlantic successes as ''Cloud Nine,'' ''Top Girls'' and ''Fen.'' The show is scheduled to conclude its run this weekend. The May Days series, which ended this month, played to embarrassingly small audiences, a fact that was variously attributed to a dearth of publicity, mixed notices and public apathy.</w:t>
         <w:br/>
-        <w:t>Deep Anti-Semitism</w:t>
+        <w:t>Nevertheless, the plays - in particular, ''Mad Forest'' and Doug Lucie's Royal Court one-act, ''Doing the Business'' - are provocative in the extreme.</w:t>
         <w:br/>
-        <w:t>The elder Slansky, also named Rudolf, was chief defendant in a trial that occurred at the height of Stalin's drive against Jews and was marked by virulent anti-Semitism. Mr. Slansky and virtually all his co-defendants were Jews. He was falsely condemned as a Zionist and ''imperialist'' agent.</w:t>
+        <w:t>Miss Churchill's play, commissioned by the Central School, is an incendiary piece of theater, which moves beyond reportage into a kind of historical analysis. As a play, it still has rough edges. Some scenes are either underdeveloped or overextended. But it has a visceral sense of events happening as the audience watches and a feeling of first-hand truthfulness.</w:t>
         <w:br/>
-        <w:t>The new Ambassador spent the war years in the United States, where his father served as an international Communist functionary. He joined the Communist Party even after his father's execution, because he believed the idea of communism to be purer than Communists.</w:t>
+        <w:t>Together with her director, Mark Wing-Davey, Ms. Churchill visited Bucharest in March, amassing information and images. Two months later, the playwright had finished writing the play and it was in production, without the delays found in the commercial and even the institutional theater.</w:t>
         <w:br/>
-        <w:t>Mrs. Klimova was also a Communist - ''very fanatical, I might even say'' - and both the new Ambassadors were purged from the party after the Soviet-led invasion in 1968, which they condemned. They were enthusiastic supporters of the reforms that brought on the invasion and dissidents until the peaceful revolution of last autumn.</w:t>
+        <w:t>Sitting on hard concrete blocks, theatergoers are uncomfortable witnesses to the Romanian revolution, as it detonates and then is eventually surrounded by questions. In the first act there are glimpses of the repressiveness of the Ceausescu regime and the economic and political deprivations suffered by Romanian citizens. The view is through the eyes of two families, one working class, one representing the intelligentsia - about to be united through marriage.</w:t>
         <w:br/>
-        <w:t>Last November and December, Mrs. Klimova served as the voice of Civic Forum, the movement that led the overthrow of the Communist Government. She was the interpreter at the many news conferences in which Mr. Havel and his supporters proclaimed the goals of their movement.</w:t>
+        <w:t>The second act offers a collage of snapshot reactions to the revolution. As in a mystery play, people with limited knowledge try to piece together what actually happened. In the third and most amorphous act, the playwright describes the seismic tremors that continue after the initial revolution. Especially in this final section, there are indications of Miss Churchill's more imaginative side, as she creates a sardonic encounter between a dapper Transylvanian vampire and a fleabitten dog, a stand-in for the bedeviled common man. Wisely, the playwright has refrained from sealing her play with a conclusion. Like the revolution itself, the play remains in progress.</w:t>
         <w:br/>
-        <w:t>The future Ambassador was regarded as more than a mere interpreter of the opposition's words into her fluent English, which bears the stamp of her formative years on New York's Upper West Side, together with the lilt of Czech singsong. By her tone of voice and her expressive features, the 58-year-old former economics lecturer added drama and conviction to words that stirred her and disdain to questions that she deemed unsympathetic.</w:t>
+        <w:t>The confused nature of the uprising, as Miss Churchill sees it, is reflected in the title. ''Mad Forest'' refers to the name of a forest outside Bucharest, considered to be ''impenetrable for the foreigner who did not know the paths.'' In other words, Miss Churchill believes one would have to be Romanian to understand the intricacies of the events of the last year, and even then the view might be obstructed. Guided by the playwright, we begin to understand the political and moral complexity. In one of many bitterly comic interludes, the play's Ceausescu explains why he is mightier than God. God created the sun, the moon, the stars and mankind ''out of chaos''; Ceausescu boasts, ''I created the chaos.''</w:t>
         <w:br/>
-        <w:t xml:space="preserve"> </w:t>
+        <w:t>The student actors are a closely allied ensemble, offering indications of their nascent theatrical talent. Similarly, there is a feeling of potential in the play - incomplete but far more evocative than the author's last effort (''Ice Cream,'' produced last season at the Public Theater in New York). With work, ''Mad Forest'' could become the Eastern European political equivalent of Miss Churchill's ''Fen,'' a play that far transcended its journalistic origins.</w:t>
         <w:br/>
-        <w:t>'Embassy About-Face'</w:t>
+        <w:t>Coincidentally, at Miss Churchill's customary habitat, the Royal Court, there was the rotating repertory of one-act political dialogues, commissioned from a wide diversity of people, some of them playwrights, some of them public figures not previously involved in writing for the theater. The nonprofessional roster included one of Prime Minister Margaret Thatcher's advisers, a member of the Labor Party's shadow government, the Bishop of Durham and even a theater critic. Free to choose subjects, they focused on a diversity of contemporary issues.</w:t>
         <w:br/>
-        <w:t>Mrs. Klimova is expected to have the easier task of the two. ''My main job will be to make the embassy about-face,'' she said as she sorted a chaos of papers in her apartment a few days before her departure on Feb. 12. ''It was concerned primarily with making Americans uninterested in Czechoslovakia and keeping them out of this country.''</w:t>
+        <w:t>The plays on one bill were ''The Wall-Dog,'' by Manfred Karge, a polemical conversation about German reunification; ''How Now Green Cow,'' a very funny assault on environmentalism by Julie Burchill, a newspaper columnist and pop novelist, and Mr. Lucie's ''Doing the Business,'' a comedy about the dangers inherent in private financing of the arts.</w:t>
         <w:br/>
-        <w:t>Mr. Slansky's assignment will be more delicate. ''The great issue is to finish changing our relationship from unequal to equal,'' he said. The difficult present negotiations over Czechoslovak demands that the Soviet Army withdraw illustrate the difficulties of the 55-year-old Mr. Slansky's mission.</w:t>
+        <w:t>In the caustic Burchill comedy, a trendy woman (deftly played by Lesley Manville) committed to the self-indulgences of city life assails a liberal friend, who has retreated to the country and adopted a save-the-rain-forest missionary zeal. The author's anti-Green spokeswoman says, ''Nature is the biggest serial killer the world has ever seen.'' Theater of the Moment can, of course, derive from conservative as well as liberal hands.</w:t>
         <w:br/>
-        <w:t>The Ambassador acknowledged ''mixed feelings'' over what lies ahead. But he emphasized that despite the personal and political harm he suffered under earlier Soviet leaders, he bore no resentment to the nation and its present head.</w:t>
+        <w:t>The most incisive of the dialogues was ''Doing the Business.'' Mr. Lucie, the author of ''Progress'' and ''Fashion,'' is no latecomer in responding to public issues. But ''Doing the Business'' sets something of a record for a play hot off the presses. It was performed just as both England and the United States faced crises in financing of the arts. The crises outlasted the run of the play.</w:t>
         <w:br/>
-        <w:t xml:space="preserve"> </w:t>
+        <w:t>Those who are opposed to government support indicate that organizations and individual artists would be able to substitute private sponsorship for public support and this presumably would free them from restraints of censorship. With malevolent wit, Mr. Lucie concludes that the opposite is true. If anything, private financing, he says, will lead to more interference and a greater loss of artistic freedom.</w:t>
         <w:br/>
-        <w:t>Deep Ties to Moscow</w:t>
+        <w:t>The instruments for the author's debate are two former university classmates, a forward-looking theater director (Nick Dunning) and a fund raiser (Nicholas Woodeson) who brokers partnerships between art and business, something long in evidence in both countries. Mr. Woodeson, genial even as he is insidious, plays a diabolical dissembler who believes in ''creative funding'' - code words for censorship and sponsor control. In particular, the broker objects to two plays on the director's schedule, one by an Irishman (therefore, Mr. Woodeson concludes, he only writes ''Irish plays''), the other by a lesbian and dealing with child abuse. In the current English climate, the lesbian is more acceptable than the Irishman.</w:t>
         <w:br/>
-        <w:t>''I have of course a personal attitude toward the Soviet Union, but I never linked what Soviet leaders do or what happened to my family to the Soviet people,'' he said, in slow but exact English. ''I always made that difference.'' Whatever his sentiments toward those who decided the invasion of 1968, he said, ''I didn't hate the soldiers on the tanks.''</w:t>
+        <w:t>In order to guarantee jobs for members of his company, the director trims and rationalizes while trying to maintain his artistic conscience. Eager to please his own constituency, Mr. Woodeson dilutes the other's intentions through a series of guileful maneuvers, suggesting that he cast a famous ''alternative comedian'' in a leading role in a play to boost ticket sales. Art is sacrificed in the name of ''doing business'' and ''compromise is the language of progress.'' The sensibility is not too far removed from the crass commercialism of the movie executives in David Mamet's ''Speed-the-Plow.''</w:t>
         <w:br/>
-        <w:t>Mr. Slansky said that above all the Soviet Union must be seen as a superpower on the border. ''Our contacts with that country are part of our lives,'' he said. ''We need to look at it very realistically, not emotionally. Emotionally is possible, but not useful.''</w:t>
-        <w:br/>
-        <w:t>Mr. Slansky said his reflections after the invasion led him to speak for pragmatism instead of political dogma. ''The lesson that I learned was that democracy is completely incompatible with rule by one, totalitarian party, even if people in it have good intentions.'' he said. ''A pluralistic political system is the only way.''</w:t>
-        <w:br/>
-        <w:t>An economist, Mr. Slansky stressed the importance of relations with the country with which Czechoslovakia does 40 percent of its trade. While Prague is seeking to reorient exports to capitalist countries, the Ambassador said its national interest required that it remain on good trading terms with the country that provides 87 percent of its energy needs and most raw materials.</w:t>
-        <w:br/>
-        <w:t>''We need the Soviet Union more than it needs us,'' he said. ''Our interest is to have the best possible relations, politically and economically.''</w:t>
-        <w:br/>
-        <w:t xml:space="preserve"> </w:t>
-        <w:br/>
-        <w:t>Aid From Washington</w:t>
-        <w:br/>
-        <w:t>Mrs. Klimova hopes to attract American educational and technological assistance, as well as investment. Speaking of Secretary of State James A. Baker 3d's visit last week, she said: ''We told Baker that for the previous Government, the exchanges specified in our cultural and technological agreement were the ceiling. Now we would like to perceive this as the floor.''</w:t>
-        <w:br/>
-        <w:t>The Ambassador was married to Zdenek Mlynar, a top Communist official until he, too, became a dissident and was expelled to Austria. Mr. Mlynar was a friend of Mikhail S. Gorbachev during their student days in Moscow.</w:t>
-        <w:br/>
-        <w:t>''Whenever he went to visit Moscow, I bought shirts and shoes for Gorbachev here for him to take along,'' she recalled. Mrs. Klimova, who has two children and one grandchild, was widowed after her second marriage.</w:t>
-        <w:br/>
-        <w:t>Her commitment to Communism, which made her interrupt her education to work for a year in a factory after her return from the United States in 1946, ''to get close to the working class,'' weakened while she taught the history of economic thought at Charles University in the 1960's.</w:t>
-        <w:br/>
-        <w:t>Ousted as a lecturer after the invasion, she was relegated to the university's accounting office and finally dismissed. She earned a living for herself and her children as a simultaneous interpreter. But when the Charter 77 dissident movement was born she was reduced to written translating only, until she re-emerged as the English voice of the Civic Forum movement.</w:t>
-        <w:br/>
-        <w:t>''My English saved my life,'' the Ambassador said.</w:t>
+        <w:t>Mr. Lucie's short sharp satire has a particular resonance during a time when the National Endowment for the Arts is being subjected to heavy criticism. In this excoriating example of Theater of the Moment, audiences could be watching what may happen in the American arts if grants by the endowment are further restricted.</w:t>
         <w:br/>
         <w:br/>
         <w:t>Graphic</w:t>
@@ -119,7 +97,7 @@
         <w:br/>
         <w:t xml:space="preserve"> </w:t>
         <w:br/>
-        <w:t>Photos: Rudolf Slansky has been appointed Czechoslovakia's Ambassador to the Soviet Union. (Liba Taylor); Rita Klimova, the new Czechoslovak Ambassador to the United States, opening mail yesterday at her office in Washington. (The New York Times/Paul Hosefros)</w:t>
+        <w:t>Photo: The cast of ''Mad Forest,'' Caryl Churchill's new play about the Romanian revolution last December. (Nigel Morgan/Mad Forest)</w:t>
       </w:r>
     </w:p>
     <w:sectPr>

--- a/example_articles/countries/Romania/1.countries_Romania_New_York_Times.docx
+++ b/example_articles/countries/Romania/1.countries_Romania_New_York_Times.docx
@@ -7,9 +7,7 @@
         <w:pStyle w:val="Heading1"/>
       </w:pPr>
       <w:r>
-        <w:t>Critic's Notebook;</w:t>
-        <w:br/>
-        <w:t>English Theater Quick on Political Trigger</w:t>
+        <w:t>The return of the rhinoceros</w:t>
       </w:r>
     </w:p>
     <w:p>
@@ -19,17 +17,17 @@
     </w:p>
     <w:p>
       <w:r>
-        <w:t>Date: 1990-07-25</w:t>
+        <w:t>Date: 2018-03-31</w:t>
       </w:r>
     </w:p>
     <w:p>
       <w:r>
-        <w:t>Section: Section C; Page 11, Column 3; Cultural Desk; Review</w:t>
+        <w:t>Section: Section ; Column 0; OpEd; Pg. ; OP-ED CONTRIBUTOR</w:t>
       </w:r>
     </w:p>
     <w:p>
       <w:r>
-        <w:t>Source file: NYT/51.DOCX</w:t>
+        <w:t>Source file: NYT/28.DOCX</w:t>
       </w:r>
     </w:p>
     <w:p>
@@ -51,45 +49,60 @@
     </w:p>
     <w:p>
       <w:r>
-        <w:t>In the 1970's, during the heyday of the Joint Stock Company and other politically inclined theatrical organizations, English playwrights like Caryl Churchill, David Hare and Howard Brenton often reacted immediately to public issues. Faced with urgent political questions, the writers reached for their quill cudgels.</w:t>
+        <w:t>Eugène Ionesco's 1959 absurdist play ''Rhinoceros'' begins in a sleepy, unnamed provincial village where nothing of note ever happens. But after the inexplicable appearance of a rhinoceros raging through its streets, the unassuming villagers begin to metamorphose, one by one, into the very same brutish and unthinking beast.</w:t>
         <w:br/>
-        <w:t>Except for the agitprop days of the Living Newspaper in the 1930's, playwrights in the United States have traditionally left such quick commentary in the hands of stand-up comics and monologuists. Although in the 1980's this kind of political theater was on the wane in London - possibly because theaters were worried about losing financial support - this summer in London there has been a reawakening of interest in what could be called Theater of the Moment.</w:t>
+        <w:t xml:space="preserve">The mass conversion of humans to rhinoceroses functions as a metaphor for the contagious rise of European fascism throughout the interbellum decades. Specifically, the play borrows from Ionesco's own youth in Romania. There, the late 1920s and '30s saw the emergence of the Iron Guard (also known as the Legion of the Archangel Michael), one of the most violent and virulently anti-Semitic organizations in that part of Europe. Among its members, known as Legionnaires, were not only alienated peasants, street thugs and working-class poor people but also prominent intellectuals who enthusiastically endorsed mystical jingoism and xenophobic rage. </w:t>
         <w:br/>
-        <w:t>As in previous years, the playwrights are led by Miss Churchill, whose new play, ''Mad Forest,'' is an insightful investigation of the revolution in Romania last December that toppled the regime of Nicolae Ceausescu and led to the execution of the Communist dictator and his wife. Simultaneously, the Royal Court Theater sponsored a six-week season of 15 issue-oriented dialogues, under the title ''May Days.''</w:t>
+        <w:t xml:space="preserve">  After the war, many of those scholars, who included the philosopher Emil Cioran and the historian Mircea Eliade (with whom my great-grandfather briefly shared a prison cell), fled Communism for the West, where they built new lives in cities like Paris and Chicago. They lived comfortably, enjoying worldwide fame for their scholarly contributions, but were never forced to explain why they had embraced the cancerous ideals of the Iron Guard.</w:t>
         <w:br/>
-        <w:t>Max Stafford-Clark, the company's artistic director, has explained the impetus for the dialogues: ''The swift course of events in Eastern Europe at the end of 1989 and the end of a decade of Thatcherism here in Britain prompted a wish for a kind of 'Royal Court Instant Response Unit,' able to give a theatrical platform to the immediate debate of political issues.''</w:t>
+        <w:t xml:space="preserve">  Similarly, Romania has never fully wrestled with this unsavory chapter of history; the more immediate woes of Communism, dictatorship and the uneasy transition into capitalism swiftly relegated that era into a dustbin of irrelevant antiquity. Other Eastern and Central European countries have likewise done little to reckon with their nations' contribution to the Holocaust. Poland's recently passed Holocaust law is an unfortunate milestone in what appears to be a process of re-rhinocerization in the region.</w:t>
         <w:br/>
-        <w:t>The immediacy of the playwrights' response does not necessariy insure wide public attention. The Churchill play is performed on a small stage in the Embassy Theater in North London by students at the Central School of Speech and Drama - a long way from the customary venues of the author of such trans-Atlantic successes as ''Cloud Nine,'' ''Top Girls'' and ''Fen.'' The show is scheduled to conclude its run this weekend. The May Days series, which ended this month, played to embarrassingly small audiences, a fact that was variously attributed to a dearth of publicity, mixed notices and public apathy.</w:t>
+        <w:t xml:space="preserve">  My own family history is haunted by rhinoceroses. My maternal great-grandfather, who owned a small restaurant near the Gara de Nord train station in Bucharest, was a member of the Iron Guard.</w:t>
         <w:br/>
-        <w:t>Nevertheless, the plays - in particular, ''Mad Forest'' and Doug Lucie's Royal Court one-act, ''Doing the Business'' - are provocative in the extreme.</w:t>
+        <w:t xml:space="preserve">  His specific function in the organization remains a mystery. My family insists that he only provided financial support and kept a safe distance from the group's more heinous misdeeds. Whatever his involvement, it was enough to invite the ire of both the monarchist regime and later the Communist government. The first sentenced him to prison, the second to a Stalinist gulag.</w:t>
         <w:br/>
-        <w:t>Miss Churchill's play, commissioned by the Central School, is an incendiary piece of theater, which moves beyond reportage into a kind of historical analysis. As a play, it still has rough edges. Some scenes are either underdeveloped or overextended. But it has a visceral sense of events happening as the audience watches and a feeling of first-hand truthfulness.</w:t>
+        <w:t xml:space="preserve">  Beginning in 1949, a huge project, envisioned by Stalin himself, to link the Black Sea with the Danube River through a navigable channel relied on prisoners from surrounding camps as its main labor force. Some of them were former members of the Iron Guard, seen by the Communists as traitors for their fascist sympathies. According to one estimate, up to 200,000 people perished as a result of overwork, malnutrition and tuberculosis while working on the project, christened the ''Canal of Death.''</w:t>
         <w:br/>
-        <w:t>Together with her director, Mark Wing-Davey, Ms. Churchill visited Bucharest in March, amassing information and images. Two months later, the playwright had finished writing the play and it was in production, without the delays found in the commercial and even the institutional theater.</w:t>
+        <w:t xml:space="preserve">  My great-grandfather survived 11 years of incarceration. After his release, he refused to discuss his experience. All we know is that he was forced to cut swamp reeds every day, suffered bouts of pneumonia and was occasionally tortured.</w:t>
         <w:br/>
-        <w:t>Sitting on hard concrete blocks, theatergoers are uncomfortable witnesses to the Romanian revolution, as it detonates and then is eventually surrounded by questions. In the first act there are glimpses of the repressiveness of the Ceausescu regime and the economic and political deprivations suffered by Romanian citizens. The view is through the eyes of two families, one working class, one representing the intelligentsia - about to be united through marriage.</w:t>
+        <w:t xml:space="preserve">  I never knew him. I do remember my great-grandmother. As a child, I would visit her once every month. She lived in Bucharest's old city center, not far from the Opera House, on Virgiliu Street. She owned a tiny basement apartment inside a crumbling Art Deco building from the 1920s. To get inside, one had to pass through a cavernous garage where a terrifying Doberman charged unwitting trespassers. My great-grandmother's place was a dim time capsule, full of relics: chipped porcelain figurines, timeworn portraits, plastic dolls my mother had played with. My great-grandmother made me crepes with sugar, and I ate them quietly while she and my grandmother discussed a constellation of incomprehensible matters.</w:t>
         <w:br/>
-        <w:t>The second act offers a collage of snapshot reactions to the revolution. As in a mystery play, people with limited knowledge try to piece together what actually happened. In the third and most amorphous act, the playwright describes the seismic tremors that continue after the initial revolution. Especially in this final section, there are indications of Miss Churchill's more imaginative side, as she creates a sardonic encounter between a dapper Transylvanian vampire and a fleabitten dog, a stand-in for the bedeviled common man. Wisely, the playwright has refrained from sealing her play with a conclusion. Like the revolution itself, the play remains in progress.</w:t>
+        <w:t xml:space="preserve">  Our matriarch was reticent in discussing her husband, especially his activities before the war and his time in prison. As a pesky 9-year-old, I once asked her why he'd gone to jail, but she pretended not to hear. Her silence was understandable: That time was a tender nexus of old hurt; after his prison sentence, the Communist regime forced her to file for divorce, threatening to blacklist her children if she refused.</w:t>
         <w:br/>
-        <w:t>The confused nature of the uprising, as Miss Churchill sees it, is reflected in the title. ''Mad Forest'' refers to the name of a forest outside Bucharest, considered to be ''impenetrable for the foreigner who did not know the paths.'' In other words, Miss Churchill believes one would have to be Romanian to understand the intricacies of the events of the last year, and even then the view might be obstructed. Guided by the playwright, we begin to understand the political and moral complexity. In one of many bitterly comic interludes, the play's Ceausescu explains why he is mightier than God. God created the sun, the moon, the stars and mankind ''out of chaos''; Ceausescu boasts, ''I created the chaos.''</w:t>
+        <w:t xml:space="preserve">  The little information I could gather about my great-grandfather came from my grandmother, who predictably whitewashed the particulars of his imprisonment. When I was a boy, she told me he'd been sent to the camp simply because a ''snitch'' had overheard him disparaging ''Communism'' in the restaurant he owned.</w:t>
         <w:br/>
-        <w:t>The student actors are a closely allied ensemble, offering indications of their nascent theatrical talent. Similarly, there is a feeling of potential in the play - incomplete but far more evocative than the author's last effort (''Ice Cream,'' produced last season at the Public Theater in New York). With work, ''Mad Forest'' could become the Eastern European political equivalent of Miss Churchill's ''Fen,'' a play that far transcended its journalistic origins.</w:t>
+        <w:t xml:space="preserve">  This set him up in my mind as a heroic insurgent. But when I turned 14, the story was drastically revised. He was imprisoned not for righteous opposition but for his allegiance to the Iron Guard. ''He gave them money before the war,'' my grandmother told me then. ''That was the extent of it.'' When I pressed for more details -- including the depth of his anti-Semitism -- she couldn't say: ''I was a child. What did I know?'' This is a familial refrain: No one knows, no one remembers.</w:t>
         <w:br/>
-        <w:t>Coincidentally, at Miss Churchill's customary habitat, the Royal Court, there was the rotating repertory of one-act political dialogues, commissioned from a wide diversity of people, some of them playwrights, some of them public figures not previously involved in writing for the theater. The nonprofessional roster included one of Prime Minister Margaret Thatcher's advisers, a member of the Labor Party's shadow government, the Bishop of Durham and even a theater critic. Free to choose subjects, they focused on a diversity of contemporary issues.</w:t>
+        <w:t xml:space="preserve">  But the crimes of the Iron Guard are well documented. Their place in Holocaust history is cemented by the Legionnaires' revolt in January 1941. Caught in a power struggle with the government, the group organized a militarized uprising in an effort to reclaim control, including a pogrom. Over three days of terror in Bucharest, the Iron Guard looted Jewish shops, set fire to synagogues and randomly seized Jews and dragged them to the snow-draped Jilava forest, where they were shot.</w:t>
         <w:br/>
-        <w:t>The plays on one bill were ''The Wall-Dog,'' by Manfred Karge, a polemical conversation about German reunification; ''How Now Green Cow,'' a very funny assault on environmentalism by Julie Burchill, a newspaper columnist and pop novelist, and Mr. Lucie's ''Doing the Business,'' a comedy about the dangers inherent in private financing of the arts.</w:t>
+        <w:t xml:space="preserve">  The most sadistic episode occurred in a slaughterhouse. Some 60 Jews were taken to the abattoir and, according to the American ambassador Franklin Mott Gunther -- who toured the slaughterhouse shortly after the revolt was suppressed -- hanged from meat hooks and skinned alive. The bodies were labeled ''kosher meat.'' One of the victims was a 5-year-old girl.</w:t>
         <w:br/>
-        <w:t>In the caustic Burchill comedy, a trendy woman (deftly played by Lesley Manville) committed to the self-indulgences of city life assails a liberal friend, who has retreated to the country and adopted a save-the-rain-forest missionary zeal. The author's anti-Green spokeswoman says, ''Nature is the biggest serial killer the world has ever seen.'' Theater of the Moment can, of course, derive from conservative as well as liberal hands.</w:t>
+        <w:t xml:space="preserve">  Romania's involvement in the Holocaust extends far beyond this episode (the Iasi pogrom of 1941 claimed at least 13,000 lives, and under Marshal Ion Antonescu's watch countless Jewish families were sent to die in the labor camps of Transnistria). But the events in Bucharest stand out in the nation's long litany of Holocaust offenses.</w:t>
         <w:br/>
-        <w:t>The most incisive of the dialogues was ''Doing the Business.'' Mr. Lucie, the author of ''Progress'' and ''Fashion,'' is no latecomer in responding to public issues. But ''Doing the Business'' sets something of a record for a play hot off the presses. It was performed just as both England and the United States faced crises in financing of the arts. The crises outlasted the run of the play.</w:t>
+        <w:t xml:space="preserve">  I cannot say where my ancestor fits into all of this. My great-grandfather's liability remains forever nebulous. Even if his input was strictly monetary, those nights of bloodletting embody the bitter fruits of his contribution. Such ghoulish affairs should never slip into forgetfulness, but in our family they do. For the sake of cohesion, it's better not to poke around.</w:t>
         <w:br/>
-        <w:t>Those who are opposed to government support indicate that organizations and individual artists would be able to substitute private sponsorship for public support and this presumably would free them from restraints of censorship. With malevolent wit, Mr. Lucie concludes that the opposite is true. If anything, private financing, he says, will lead to more interference and a greater loss of artistic freedom.</w:t>
+        <w:t xml:space="preserve">  I learned of these events in college, long after my family had emigrated to the United States. A vast majority of the accounts I unearthed were written in English by foreign historians. In the Romanian media, very little was available, very little was discussed. It became clear that reticence about this period was not limited to my family but extended, like an obscuring mist, to the nation as a whole: ''No one remembers, no one knows'' is a collective refrain.</w:t>
         <w:br/>
-        <w:t>The instruments for the author's debate are two former university classmates, a forward-looking theater director (Nick Dunning) and a fund raiser (Nicholas Woodeson) who brokers partnerships between art and business, something long in evidence in both countries. Mr. Woodeson, genial even as he is insidious, plays a diabolical dissembler who believes in ''creative funding'' - code words for censorship and sponsor control. In particular, the broker objects to two plays on the director's schedule, one by an Irishman (therefore, Mr. Woodeson concludes, he only writes ''Irish plays''), the other by a lesbian and dealing with child abuse. In the current English climate, the lesbian is more acceptable than the Irishman.</w:t>
+        <w:t xml:space="preserve">  Nowadays, a new and warped narrative has emerged from this national amnesia, one that glorifies Legionnaires as martyrs who perished attempting to liberate their country (some former Iron Guard loyalists helped sustain an armed resistance against the Communist takeover after the war). Because the ills of Communist autocracy are more familiar, resistance to it can easily be given a patina of heroism. Even the president of Romania has carelessly decorated former Legionnaires as patriots.</w:t>
         <w:br/>
-        <w:t>In order to guarantee jobs for members of his company, the director trims and rationalizes while trying to maintain his artistic conscience. Eager to please his own constituency, Mr. Woodeson dilutes the other's intentions through a series of guileful maneuvers, suggesting that he cast a famous ''alternative comedian'' in a leading role in a play to boost ticket sales. Art is sacrificed in the name of ''doing business'' and ''compromise is the language of progress.'' The sensibility is not too far removed from the crass commercialism of the movie executives in David Mamet's ''Speed-the-Plow.''</w:t>
+        <w:t xml:space="preserve">  Meanwhile, the country's aging intelligentsia continues to fetishize the intellectuals of the interwar years without scrutinizing their support for the Legionary movement and the inexcusable virulence of their anti-Semitism.</w:t>
         <w:br/>
-        <w:t>Mr. Lucie's short sharp satire has a particular resonance during a time when the National Endowment for the Arts is being subjected to heavy criticism. In this excoriating example of Theater of the Moment, audiences could be watching what may happen in the American arts if grants by the endowment are further restricted.</w:t>
+        <w:t xml:space="preserve">  Ghosts of old rhinoceroses have recently emerged in other countries as well. The Hungarian government, in a bid to re-elect Prime Minister Viktor Orban, has dug up familiar anti-Semitic tropes for a statewide campaign attacking the philanthropist and businessman George Soros, one of Eastern Europe's favorite boogeymen.</w:t>
+        <w:br/>
+        <w:t xml:space="preserve">  Likewise, in 2010 Viktor Yushchenko, president of Ukraine at the time, bestowed a Hero of Ukraine award on Stepan Bandera, a leader of an ultranationalist movement whose military wing was responsible for the Volhynian genocide in 1943. (The award was revoked a year later by Mr. Yushchenko's successor, Viktor F. Yanukovych.) In early 2014, ultranationalists carried placards with Mr. Bandera's image through Kiev's streets, recasting the war criminal as a nationalist martyr.</w:t>
+        <w:br/>
+        <w:t xml:space="preserve">  Now Poland's Law and Justice party has made it illegal to hold Poland in any way accountable for the Holocaust and other Nazi crimes. All blame, they insist, rests solely on the Third Reich. But the 1941 Jedwabne pogrom was committed by Poles, not the SS. A frank discussion of episodes like these now seems more difficult than ever.</w:t>
+        <w:br/>
+        <w:t xml:space="preserve">  The problem is that much of East-Central Europe lacks the will to confront its past moral failings. Throughout the past century, there has been little time to wrestle with history. These Europeans have been too busy putting out fires, struggling to navigate both economic reform and some of the biggest upheavals of modern times. Behind its thin cloak of democracy, not yet 30 years old, the region nurses traumas that have yet to be treated. The Holocaust is only one of them.</w:t>
+        <w:br/>
+        <w:t xml:space="preserve">  Poland's recent legislation illustrates the urgency of reckoning with these old scabs. Without an extensive examination of history, the region is doomed to keep moving reactively between authoritarian extremes. Today, after decades of enduring the far left's excesses, it is swinging back to where it was in the 1930s.</w:t>
+        <w:br/>
+        <w:t xml:space="preserve">  The solution is to look backward. Only an exorcism of past sins will slow this pendular trend. And reckoning must come from within, not by European Union strong-arming. Otherwise, without honest self-assessment, without public accountability, people will forget, and the rhinoceros, brutish and unthinking, will soon find its way back.</w:t>
+        <w:br/>
+        <w:t xml:space="preserve">  Follow The New York Times Opinion section on Facebook and Twitter (@NYTopinion), and sign up for the Opinion Today newsletter. </w:t>
+        <w:br/>
+        <w:br/>
+        <w:t>https://www.nytimes.com/2018/03/30/opinion/rhinoceros-ionesco-iron-guard.html</w:t>
         <w:br/>
         <w:br/>
         <w:t>Graphic</w:t>
@@ -97,7 +110,7 @@
         <w:br/>
         <w:t xml:space="preserve"> </w:t>
         <w:br/>
-        <w:t>Photo: The cast of ''Mad Forest,'' Caryl Churchill's new play about the Romanian revolution last December. (Nigel Morgan/Mad Forest)</w:t>
+        <w:t>R. FRESSON</w:t>
       </w:r>
     </w:p>
     <w:sectPr>

--- a/example_articles/countries/Romania/1.countries_Romania_New_York_Times.docx
+++ b/example_articles/countries/Romania/1.countries_Romania_New_York_Times.docx
@@ -32,7 +32,7 @@
     </w:p>
     <w:p>
       <w:r>
-        <w:t>Raw locations result, 'locations': ['Romania']</w:t>
+        <w:t>Raw locations result, 'locations': ['Romania', 'NA']</w:t>
       </w:r>
     </w:p>
     <w:p>
